--- a/data/declaraciones/signed/21.745.810/0001-47.docx
+++ b/data/declaraciones/signed/21.745.810/0001-47.docx
@@ -4262,7 +4262,7 @@
         <w:rPr>
           <w:lang w:val="es-MX"/>
         </w:rPr>
-        <w:t xml:space="preserve">LR CONTENTS EVENTOS LTDA</w:t>
+        <w:t xml:space="preserve">Antonio alex costa</w:t>
       </w:r>
       <w:proofErr w:type="spellStart"/>
       <w:r>
@@ -4457,7 +4457,7 @@
         <w:rPr>
           <w:lang w:val="es-MX"/>
         </w:rPr>
-        <w:t xml:space="preserve">: 06 de abril de 2026</w:t>
+        <w:t xml:space="preserve">: 13 de abril de 2026</w:t>
       </w:r>
       <w:proofErr w:type="spellStart"/>
       <w:r>
